--- a/cpp/Paradygmaty_programowania/Zadania/Lab05/Sprawozdanie_Lab05.docx
+++ b/cpp/Paradygmaty_programowania/Zadania/Lab05/Sprawozdanie_Lab05.docx
@@ -317,15 +317,7 @@
           <w:sz w:val="24"/>
           <w:szCs w:val="24"/>
         </w:rPr>
-        <w:t xml:space="preserve">Systemy operacyjne:  </w:t>
-      </w:r>
-      <w:r>
-        <w:rPr>
-          <w:rFonts w:cs="Times New Roman" w:ascii="Times New Roman" w:hAnsi="Times New Roman"/>
-          <w:sz w:val="24"/>
-          <w:szCs w:val="24"/>
-        </w:rPr>
-        <w:t>CachyOS</w:t>
+        <w:t>Systemy operacyjne:  Windows 11</w:t>
       </w:r>
     </w:p>
     <w:p>
@@ -407,7 +399,7 @@
           <w:color w:val="000000"/>
           <w:shd w:fill="FFFFFF" w:val="clear"/>
         </w:rPr>
-        <w:t xml:space="preserve">32GB DDR5 </w:t>
+        <w:t>32GB DDR5</w:t>
       </w:r>
       <w:r>
         <w:rPr>
@@ -1604,70 +1596,6 @@
           <w:sz w:val="24"/>
           <w:szCs w:val="24"/>
         </w:rPr>
-      </w:r>
-    </w:p>
-    <w:p>
-      <w:pPr>
-        <w:pStyle w:val="ListParagraph"/>
-        <w:numPr>
-          <w:ilvl w:val="0"/>
-          <w:numId w:val="1"/>
-        </w:numPr>
-        <w:rPr>
-          <w:rFonts w:ascii="Times New Roman" w:hAnsi="Times New Roman" w:cs="Times New Roman"/>
-          <w:sz w:val="24"/>
-          <w:szCs w:val="24"/>
-        </w:rPr>
-      </w:pPr>
-      <w:r>
-        <w:rPr>
-          <w:rFonts w:cs="Times New Roman" w:ascii="Times New Roman" w:hAnsi="Times New Roman"/>
-          <w:sz w:val="24"/>
-          <w:szCs w:val="24"/>
-        </w:rPr>
-      </w:r>
-    </w:p>
-    <w:p>
-      <w:pPr>
-        <w:pStyle w:val="ListParagraph"/>
-        <w:numPr>
-          <w:ilvl w:val="0"/>
-          <w:numId w:val="1"/>
-        </w:numPr>
-        <w:rPr>
-          <w:rFonts w:ascii="Times New Roman" w:hAnsi="Times New Roman" w:cs="Times New Roman"/>
-          <w:sz w:val="24"/>
-          <w:szCs w:val="24"/>
-        </w:rPr>
-      </w:pPr>
-      <w:r>
-        <w:rPr>
-          <w:rFonts w:cs="Times New Roman" w:ascii="Times New Roman" w:hAnsi="Times New Roman"/>
-          <w:sz w:val="24"/>
-          <w:szCs w:val="24"/>
-        </w:rPr>
-      </w:r>
-    </w:p>
-    <w:p>
-      <w:pPr>
-        <w:pStyle w:val="ListParagraph"/>
-        <w:numPr>
-          <w:ilvl w:val="0"/>
-          <w:numId w:val="0"/>
-        </w:numPr>
-        <w:ind w:hanging="0" w:start="720"/>
-        <w:rPr>
-          <w:rFonts w:ascii="Times New Roman" w:hAnsi="Times New Roman" w:cs="Times New Roman"/>
-          <w:sz w:val="24"/>
-          <w:szCs w:val="24"/>
-        </w:rPr>
-      </w:pPr>
-      <w:r>
-        <w:rPr>
-          <w:rFonts w:cs="Times New Roman" w:ascii="Times New Roman" w:hAnsi="Times New Roman"/>
-          <w:sz w:val="24"/>
-          <w:szCs w:val="24"/>
-        </w:rPr>
         <w:drawing>
           <wp:inline distT="0" distB="0" distL="0" distR="0">
             <wp:extent cx="5188585" cy="3208655"/>
@@ -1706,6 +1634,29 @@
             </a:graphic>
           </wp:inline>
         </w:drawing>
+      </w:r>
+    </w:p>
+    <w:p>
+      <w:pPr>
+        <w:pStyle w:val="ListParagraph"/>
+        <w:numPr>
+          <w:ilvl w:val="0"/>
+          <w:numId w:val="0"/>
+        </w:numPr>
+        <w:ind w:hanging="0" w:start="720"/>
+        <w:rPr>
+          <w:rFonts w:ascii="Times New Roman" w:hAnsi="Times New Roman" w:cs="Times New Roman"/>
+          <w:sz w:val="24"/>
+          <w:szCs w:val="24"/>
+        </w:rPr>
+      </w:pPr>
+      <w:r>
+        <w:rPr>
+          <w:rFonts w:cs="Times New Roman" w:ascii="Times New Roman" w:hAnsi="Times New Roman"/>
+          <w:sz w:val="24"/>
+          <w:szCs w:val="24"/>
+        </w:rPr>
+        <w:t xml:space="preserve"> </w:t>
       </w:r>
     </w:p>
     <w:p>
